--- a/Gestion de Alquiler y Reservaciones/Plantillas/CONTRATO CASAS.docx
+++ b/Gestion de Alquiler y Reservaciones/Plantillas/CONTRATO CASAS.docx
@@ -260,7 +260,21 @@
           <w:rFonts w:ascii="Times New Roman" w:hAnsi="Times New Roman" w:cs="Times New Roman"/>
           <w:lang w:val="es-HN"/>
         </w:rPr>
-        <w:t xml:space="preserve">mayor de edad, hondureño y de este domicilio, con identidad No </w:t>
+        <w:t>mayor de edad, hondureño y de este domicilio, con identidad No</w:t>
+      </w:r>
+      <w:r>
+        <w:rPr>
+          <w:rFonts w:ascii="Times New Roman" w:hAnsi="Times New Roman" w:cs="Times New Roman"/>
+          <w:lang w:val="es-HN"/>
+        </w:rPr>
+        <w:t>.</w:t>
+      </w:r>
+      <w:r>
+        <w:rPr>
+          <w:rFonts w:ascii="Times New Roman" w:hAnsi="Times New Roman" w:cs="Times New Roman"/>
+          <w:lang w:val="es-HN"/>
+        </w:rPr>
+        <w:t xml:space="preserve"> </w:t>
       </w:r>
       <w:r>
         <w:rPr>
@@ -1400,6 +1414,13 @@
           <w:lang w:val="es-HN"/>
         </w:rPr>
         <w:t xml:space="preserve"> ${deposito}</w:t>
+      </w:r>
+      <w:r>
+        <w:rPr>
+          <w:rFonts w:ascii="Times New Roman" w:hAnsi="Times New Roman" w:cs="Times New Roman"/>
+          <w:lang w:val="es-HN"/>
+        </w:rPr>
+        <w:t xml:space="preserve"> </w:t>
       </w:r>
       <w:r>
         <w:rPr>
